--- a/docs/relatorios/o_que_os_dados_permitem_perguntar.docx
+++ b/docs/relatorios/o_que_os_dados_permitem_perguntar.docx
@@ -29,7 +29,7 @@
           <w:sz w:val="24"/>
           <w:szCs w:val="24"/>
         </w:rPr>
-        <w:t xml:space="preserve">Alcance do Sanger do laboratório e do AADR 1240K para doenças monogênicas, e os caminhos possíveis</w:t>
+        <w:t xml:space="preserve">Alcance do painel 1240K do AADR para doenças monogênicas, e os caminhos possíveis</w:t>
       </w:r>
     </w:p>
     <w:p>
@@ -52,6 +52,7 @@
     <w:p>
       <w:pPr>
         <w:pStyle w:val="Heading1"/>
+        <w:keepNext/>
         <w:spacing w:after="120" w:before="280"/>
       </w:pPr>
       <w:r>
@@ -107,7 +108,7 @@
           <w:sz w:val="22"/>
           <w:szCs w:val="22"/>
         </w:rPr>
-        <w:t xml:space="preserve">Para responder, construí uma ferramenta que cruza quatro fontes públicas: as doenças e seus sintomas (HPO), os genes de cada doença (HPO), as alterações no DNA que causam cada doença (ClinVar) e as posições que o painel de DNA antigo realmente lê (AADR).</w:t>
+        <w:t xml:space="preserve">Para responder, construí uma ferramenta, o Alcance Genômico, que cruza quatro fontes públicas: as doenças e seus sintomas (HPO), os genes de cada doença (HPO), as alterações no DNA que causam cada doença (ClinVar) e as posições que o painel 1240K do AADR realmente lê.</w:t>
       </w:r>
     </w:p>
     <w:p>
@@ -117,12 +118,25 @@
       <w:r>
         <w:rPr>
           <w:rFonts w:ascii="Calibri" w:cs="Calibri" w:eastAsia="Calibri" w:hAnsi="Calibri"/>
+          <w:sz w:val="22"/>
+          <w:szCs w:val="22"/>
+        </w:rPr>
+        <w:t xml:space="preserve">O painel 1240K é a lista fixa de 1,2 milhão de posições do DNA que o AADR lê em cada indivíduo antigo. Neste documento, "painel" tem sempre esse sentido.</w:t>
+      </w:r>
+    </w:p>
+    <w:p>
+      <w:pPr>
+        <w:spacing w:after="120" w:line="276"/>
+      </w:pPr>
+      <w:r>
+        <w:rPr>
+          <w:rFonts w:ascii="Calibri" w:cs="Calibri" w:eastAsia="Calibri" w:hAnsi="Calibri"/>
           <w:b/>
           <w:bCs/>
           <w:sz w:val="22"/>
           <w:szCs w:val="22"/>
         </w:rPr>
-        <w:t xml:space="preserve">Três achados:</w:t>
+        <w:t xml:space="preserve">Dois achados:</w:t>
       </w:r>
     </w:p>
     <w:p>
@@ -142,7 +156,7 @@
           <w:sz w:val="22"/>
           <w:szCs w:val="22"/>
         </w:rPr>
-        <w:t xml:space="preserve">O Sanger do laboratório não alcança doença monogênica. </w:t>
+        <w:t xml:space="preserve">O painel 1240K do AADR alcança 33 das 6.484 doenças monogênicas (0,5%). </w:t>
       </w:r>
       <w:r>
         <w:rPr>
@@ -150,7 +164,7 @@
           <w:sz w:val="22"/>
           <w:szCs w:val="22"/>
         </w:rPr>
-        <w:t xml:space="preserve">Ele cobre só a região controle do DNA mitocondrial. Serve para outra pergunta: linhagem materna e autenticação do DNA antigo.</w:t>
+        <w:t xml:space="preserve">Das 178.934 variantes patogênicas conhecidas, só 54 estão em posições que o painel 1240K lê, com os alelos certos. Elas se concentram em 17 genes.</w:t>
       </w:r>
     </w:p>
     <w:p>
@@ -170,34 +184,6 @@
           <w:sz w:val="22"/>
           <w:szCs w:val="22"/>
         </w:rPr>
-        <w:t xml:space="preserve">O painel 1240K do AADR alcança 33 das 6.484 doenças monogênicas (0,5%). </w:t>
-      </w:r>
-      <w:r>
-        <w:rPr>
-          <w:rFonts w:ascii="Calibri" w:cs="Calibri" w:eastAsia="Calibri" w:hAnsi="Calibri"/>
-          <w:sz w:val="22"/>
-          <w:szCs w:val="22"/>
-        </w:rPr>
-        <w:t xml:space="preserve">Das 178.934 variantes patogênicas conhecidas, só 54 estão em posições que o painel lê, com os alelos certos. Elas se concentram em 17 genes.</w:t>
-      </w:r>
-    </w:p>
-    <w:p>
-      <w:pPr>
-        <w:pStyle w:val="ListParagraph"/>
-        <w:numPr>
-          <w:ilvl w:val="0"/>
-          <w:numId w:val="2"/>
-        </w:numPr>
-        <w:spacing w:after="60" w:line="276"/>
-      </w:pPr>
-      <w:r>
-        <w:rPr>
-          <w:rFonts w:ascii="Calibri" w:cs="Calibri" w:eastAsia="Calibri" w:hAnsi="Calibri"/>
-          <w:b/>
-          <w:bCs/>
-          <w:sz w:val="22"/>
-          <w:szCs w:val="22"/>
-        </w:rPr>
         <w:t xml:space="preserve">Entre esses 17 genes há um vínculo direto com a bioarqueologia. </w:t>
       </w:r>
       <w:r>
@@ -234,12 +220,13 @@
           <w:sz w:val="22"/>
           <w:szCs w:val="22"/>
         </w:rPr>
-        <w:t xml:space="preserve">o gargalo do projeto não é o modelo de aprendizado de máquina, é a informação disponível nos dados. Saber isso agora define onde o projeto precisa estar antes de investir meses num modelo. A seção 6 traz os caminhos possíveis e as três decisões que preciso discutir com o senhor.</w:t>
+        <w:t xml:space="preserve">o gargalo do projeto não é o modelo de aprendizado de máquina, é a informação disponível nos dados. Saber isso agora define onde o projeto precisa estar antes de investir meses num modelo. A seção 5 traz os caminhos possíveis e as três decisões que preciso discutir com o senhor.</w:t>
       </w:r>
     </w:p>
     <w:p>
       <w:pPr>
         <w:pStyle w:val="Heading1"/>
+        <w:keepNext/>
         <w:spacing w:after="120" w:before="280"/>
       </w:pPr>
       <w:r>
@@ -452,7 +439,7 @@
                 <w:sz w:val="18"/>
                 <w:szCs w:val="18"/>
               </w:rPr>
-              <w:t xml:space="preserve">Sanger (NPDM)</w:t>
+              <w:t xml:space="preserve">AADR v66.p1, arquivo .snp</w:t>
             </w:r>
           </w:p>
         </w:tc>
@@ -482,7 +469,7 @@
                 <w:sz w:val="18"/>
                 <w:szCs w:val="18"/>
               </w:rPr>
-              <w:t xml:space="preserve">Regiões HVS1, HVS2 e HVS3 do DNA mitocondrial, 19 regiões sequenciadas</w:t>
+              <w:t xml:space="preserve">As 1.233.013 posições que o painel 1240K lê, com os dois alelos de cada</w:t>
             </w:r>
           </w:p>
         </w:tc>
@@ -512,132 +499,7 @@
                 <w:sz w:val="18"/>
                 <w:szCs w:val="18"/>
               </w:rPr>
-              <w:t xml:space="preserve">Medi a cobertura a partir das saídas já existentes do pipeline</w:t>
-            </w:r>
-          </w:p>
-        </w:tc>
-        <w:tc>
-          <w:tcPr>
-            <w:tcW w:type="dxa" w:w="2413"/>
-            <w:tcBorders>
-              <w:top w:val="single" w:color="BFBFBF" w:sz="4"/>
-              <w:left w:val="single" w:color="BFBFBF" w:sz="4"/>
-              <w:bottom w:val="single" w:color="BFBFBF" w:sz="4"/>
-              <w:right w:val="single" w:color="BFBFBF" w:sz="4"/>
-            </w:tcBorders>
-            <w:tcMar>
-              <w:top w:type="dxa" w:w="60"/>
-              <w:left w:type="dxa" w:w="100"/>
-              <w:bottom w:type="dxa" w:w="60"/>
-              <w:right w:type="dxa" w:w="100"/>
-            </w:tcMar>
-          </w:tcPr>
-          <w:p>
-            <w:pPr>
-              <w:jc w:val="left"/>
-            </w:pPr>
-            <w:r>
-              <w:rPr>
-                <w:rFonts w:ascii="Calibri" w:cs="Calibri" w:eastAsia="Calibri" w:hAnsi="Calibri"/>
-                <w:sz w:val="18"/>
-                <w:szCs w:val="18"/>
-              </w:rPr>
-              <w:t xml:space="preserve">Classificação de haplogrupo; revisão do critério de dano; auditoria do pipeline</w:t>
-            </w:r>
-          </w:p>
-        </w:tc>
-      </w:tr>
-      <w:tr>
-        <w:trPr>
-          <w:tblHeader w:val="false"/>
-        </w:trPr>
-        <w:tc>
-          <w:tcPr>
-            <w:tcW w:type="dxa" w:w="1700"/>
-            <w:tcBorders>
-              <w:top w:val="single" w:color="BFBFBF" w:sz="4"/>
-              <w:left w:val="single" w:color="BFBFBF" w:sz="4"/>
-              <w:bottom w:val="single" w:color="BFBFBF" w:sz="4"/>
-              <w:right w:val="single" w:color="BFBFBF" w:sz="4"/>
-            </w:tcBorders>
-            <w:tcMar>
-              <w:top w:type="dxa" w:w="60"/>
-              <w:left w:type="dxa" w:w="100"/>
-              <w:bottom w:type="dxa" w:w="60"/>
-              <w:right w:type="dxa" w:w="100"/>
-            </w:tcMar>
-          </w:tcPr>
-          <w:p>
-            <w:pPr>
-              <w:jc w:val="left"/>
-            </w:pPr>
-            <w:r>
-              <w:rPr>
-                <w:rFonts w:ascii="Calibri" w:cs="Calibri" w:eastAsia="Calibri" w:hAnsi="Calibri"/>
-                <w:sz w:val="18"/>
-                <w:szCs w:val="18"/>
-              </w:rPr>
-              <w:t xml:space="preserve">AADR v66.p1, arquivo .snp</w:t>
-            </w:r>
-          </w:p>
-        </w:tc>
-        <w:tc>
-          <w:tcPr>
-            <w:tcW w:type="dxa" w:w="2500"/>
-            <w:tcBorders>
-              <w:top w:val="single" w:color="BFBFBF" w:sz="4"/>
-              <w:left w:val="single" w:color="BFBFBF" w:sz="4"/>
-              <w:bottom w:val="single" w:color="BFBFBF" w:sz="4"/>
-              <w:right w:val="single" w:color="BFBFBF" w:sz="4"/>
-            </w:tcBorders>
-            <w:tcMar>
-              <w:top w:type="dxa" w:w="60"/>
-              <w:left w:type="dxa" w:w="100"/>
-              <w:bottom w:type="dxa" w:w="60"/>
-              <w:right w:type="dxa" w:w="100"/>
-            </w:tcMar>
-          </w:tcPr>
-          <w:p>
-            <w:pPr>
-              <w:jc w:val="left"/>
-            </w:pPr>
-            <w:r>
-              <w:rPr>
-                <w:rFonts w:ascii="Calibri" w:cs="Calibri" w:eastAsia="Calibri" w:hAnsi="Calibri"/>
-                <w:sz w:val="18"/>
-                <w:szCs w:val="18"/>
-              </w:rPr>
-              <w:t xml:space="preserve">As 1.233.013 posições que o painel 1240K lê, com os dois alelos de cada</w:t>
-            </w:r>
-          </w:p>
-        </w:tc>
-        <w:tc>
-          <w:tcPr>
-            <w:tcW w:type="dxa" w:w="2413"/>
-            <w:tcBorders>
-              <w:top w:val="single" w:color="BFBFBF" w:sz="4"/>
-              <w:left w:val="single" w:color="BFBFBF" w:sz="4"/>
-              <w:bottom w:val="single" w:color="BFBFBF" w:sz="4"/>
-              <w:right w:val="single" w:color="BFBFBF" w:sz="4"/>
-            </w:tcBorders>
-            <w:tcMar>
-              <w:top w:type="dxa" w:w="60"/>
-              <w:left w:type="dxa" w:w="100"/>
-              <w:bottom w:type="dxa" w:w="60"/>
-              <w:right w:type="dxa" w:w="100"/>
-            </w:tcMar>
-          </w:tcPr>
-          <w:p>
-            <w:pPr>
-              <w:jc w:val="left"/>
-            </w:pPr>
-            <w:r>
-              <w:rPr>
-                <w:rFonts w:ascii="Calibri" w:cs="Calibri" w:eastAsia="Calibri" w:hAnsi="Calibri"/>
-                <w:sz w:val="18"/>
-                <w:szCs w:val="18"/>
-              </w:rPr>
-              <w:t xml:space="preserve">Caracterizei o painel, verifiquei a versão do genoma e cruzei com o ClinVar</w:t>
+              <w:t xml:space="preserve">Caracterizei o painel 1240K, verifiquei a versão do genoma e cruzei com o ClinVar</w:t>
             </w:r>
           </w:p>
         </w:tc>
@@ -1192,6 +1054,7 @@
     <w:p>
       <w:pPr>
         <w:pStyle w:val="Heading1"/>
+        <w:keepNext/>
         <w:spacing w:after="120" w:before="280"/>
       </w:pPr>
       <w:r>
@@ -1203,7 +1066,7 @@
           <w:sz w:val="28"/>
           <w:szCs w:val="28"/>
         </w:rPr>
-        <w:t xml:space="preserve">2. O Sanger do laboratório</w:t>
+        <w:t xml:space="preserve">2. O AADR e o cruzamento com o ClinVar</w:t>
       </w:r>
     </w:p>
     <w:p>
@@ -1216,7 +1079,7 @@
           <w:sz w:val="22"/>
           <w:szCs w:val="22"/>
         </w:rPr>
-        <w:t xml:space="preserve">Os primers do pipeline amplificam as regiões HVS1 (16024–16365), HVS2 (57–372) e HVS3 (438–574). As três ficam na região controle do DNA mitocondrial, que não codifica proteína. Nas 19 regiões, a mediana cobre 1,7% do genoma mitocondrial, e a cobertura do DNA nuclear é zero.</w:t>
+        <w:t xml:space="preserve">O AADR não guarda o genoma inteiro de cada indivíduo: guarda as mesmas 1.233.013 posições para todos. Essa lista fixa de posições é o que se chama de painel 1240K, e foi desenhada para estudos de ancestralidade. Verifiquei a versão do genoma pelo próprio arquivo: em 15 cromossomos há posições que só cabem na GRCh37.</w:t>
       </w:r>
     </w:p>
     <w:p>
@@ -1229,7 +1092,7 @@
           <w:sz w:val="22"/>
           <w:szCs w:val="22"/>
         </w:rPr>
-        <w:t xml:space="preserve">Como as doenças monogênicas estão, na imensa maioria, em genes nucleares, </w:t>
+        <w:t xml:space="preserve">A pergunta do cruzamento: quantas variantes patogênicas caem numa posição que o painel 1240K lê, </w:t>
       </w:r>
       <w:r>
         <w:rPr>
@@ -1239,7 +1102,7 @@
           <w:sz w:val="22"/>
           <w:szCs w:val="22"/>
         </w:rPr>
-        <w:t xml:space="preserve">esse dado não permite procurar nenhuma delas</w:t>
+        <w:t xml:space="preserve">com os alelos certos</w:t>
       </w:r>
       <w:r>
         <w:rPr>
@@ -1247,184 +1110,7 @@
           <w:sz w:val="22"/>
           <w:szCs w:val="22"/>
         </w:rPr>
-        <w:t xml:space="preserve">. Não é um defeito: ele foi produzido para outra finalidade.</w:t>
-      </w:r>
-    </w:p>
-    <w:p>
-      <w:pPr>
-        <w:spacing w:after="120" w:line="276"/>
-      </w:pPr>
-      <w:r>
-        <w:rPr>
-          <w:rFonts w:ascii="Calibri" w:cs="Calibri" w:eastAsia="Calibri" w:hAnsi="Calibri"/>
-          <w:b/>
-          <w:bCs/>
-          <w:sz w:val="22"/>
-          <w:szCs w:val="22"/>
-        </w:rPr>
-        <w:t xml:space="preserve">Para que ele serve:</w:t>
-      </w:r>
-    </w:p>
-    <w:p>
-      <w:pPr>
-        <w:pStyle w:val="ListParagraph"/>
-        <w:numPr>
-          <w:ilvl w:val="0"/>
-          <w:numId w:val="2"/>
-        </w:numPr>
-        <w:spacing w:after="60" w:line="276"/>
-      </w:pPr>
-      <w:r>
-        <w:rPr>
-          <w:rFonts w:ascii="Calibri" w:cs="Calibri" w:eastAsia="Calibri" w:hAnsi="Calibri"/>
-          <w:b/>
-          <w:bCs/>
-          <w:sz w:val="22"/>
-          <w:szCs w:val="22"/>
-        </w:rPr>
-        <w:t xml:space="preserve">Linhagem materna. </w:t>
-      </w:r>
-      <w:r>
-        <w:rPr>
-          <w:rFonts w:ascii="Calibri" w:cs="Calibri" w:eastAsia="Calibri" w:hAnsi="Calibri"/>
-          <w:sz w:val="22"/>
-          <w:szCs w:val="22"/>
-        </w:rPr>
-        <w:t xml:space="preserve">O DNA mitocondrial passa só pela mãe, quase sem mudar. As regiões HVS são as que mais variam entre linhagens e permitem atribuir cada indivíduo a um haplogrupo. Os povos nativos das Américas têm haplogrupos característicos (principalmente A, B, C e D), o que conversa diretamente com o recorte Brasil/Nordeste.</w:t>
-      </w:r>
-    </w:p>
-    <w:p>
-      <w:pPr>
-        <w:pStyle w:val="ListParagraph"/>
-        <w:numPr>
-          <w:ilvl w:val="0"/>
-          <w:numId w:val="2"/>
-        </w:numPr>
-        <w:spacing w:after="60" w:line="276"/>
-      </w:pPr>
-      <w:r>
-        <w:rPr>
-          <w:rFonts w:ascii="Calibri" w:cs="Calibri" w:eastAsia="Calibri" w:hAnsi="Calibri"/>
-          <w:b/>
-          <w:bCs/>
-          <w:sz w:val="22"/>
-          <w:szCs w:val="22"/>
-        </w:rPr>
-        <w:t xml:space="preserve">Parentesco pela linha materna. </w:t>
-      </w:r>
-      <w:r>
-        <w:rPr>
-          <w:rFonts w:ascii="Calibri" w:cs="Calibri" w:eastAsia="Calibri" w:hAnsi="Calibri"/>
-          <w:sz w:val="22"/>
-          <w:szCs w:val="22"/>
-        </w:rPr>
-        <w:t xml:space="preserve">Haplótipos iguais indicam possível linhagem materna comum.</w:t>
-      </w:r>
-    </w:p>
-    <w:p>
-      <w:pPr>
-        <w:pStyle w:val="ListParagraph"/>
-        <w:numPr>
-          <w:ilvl w:val="0"/>
-          <w:numId w:val="2"/>
-        </w:numPr>
-        <w:spacing w:after="60" w:line="276"/>
-      </w:pPr>
-      <w:r>
-        <w:rPr>
-          <w:rFonts w:ascii="Calibri" w:cs="Calibri" w:eastAsia="Calibri" w:hAnsi="Calibri"/>
-          <w:b/>
-          <w:bCs/>
-          <w:sz w:val="22"/>
-          <w:szCs w:val="22"/>
-        </w:rPr>
-        <w:t xml:space="preserve">Autenticação. </w:t>
-      </w:r>
-      <w:r>
-        <w:rPr>
-          <w:rFonts w:ascii="Calibri" w:cs="Calibri" w:eastAsia="Calibri" w:hAnsi="Calibri"/>
-          <w:sz w:val="22"/>
-          <w:szCs w:val="22"/>
-        </w:rPr>
-        <w:t xml:space="preserve">O DNA antigo tem um dano típico, trocas C→T nas extremidades, que o pipeline já mede. Isso distingue DNA antigo de contaminação moderna. Três das 19 amostras aparecem sem essa assinatura, o que merece ser examinado.</w:t>
-      </w:r>
-    </w:p>
-    <w:p>
-      <w:pPr>
-        <w:spacing w:after="120" w:line="276"/>
-        <w:ind w:left="200"/>
-      </w:pPr>
-      <w:r>
-        <w:rPr>
-          <w:rFonts w:ascii="Calibri" w:cs="Calibri" w:eastAsia="Calibri" w:hAnsi="Calibri"/>
-          <w:i/>
-          <w:iCs/>
-          <w:color w:val="595959"/>
-          <w:sz w:val="20"/>
-          <w:szCs w:val="20"/>
-        </w:rPr>
-        <w:t xml:space="preserve">Estado: o Sanger foi avaliado quanto ao alcance, não analisado. Os arquivos para classificação de haplogrupo já existem, mas a classificação não foi feita.</w:t>
-      </w:r>
-    </w:p>
-    <w:p>
-      <w:pPr>
-        <w:pStyle w:val="Heading1"/>
-        <w:spacing w:after="120" w:before="280"/>
-      </w:pPr>
-      <w:r>
-        <w:rPr>
-          <w:rFonts w:ascii="Calibri" w:cs="Calibri" w:eastAsia="Calibri" w:hAnsi="Calibri"/>
-          <w:b/>
-          <w:bCs/>
-          <w:color w:val="1F3864"/>
-          <w:sz w:val="28"/>
-          <w:szCs w:val="28"/>
-        </w:rPr>
-        <w:t xml:space="preserve">3. O AADR e o cruzamento com o ClinVar</w:t>
-      </w:r>
-    </w:p>
-    <w:p>
-      <w:pPr>
-        <w:spacing w:after="120" w:line="276"/>
-      </w:pPr>
-      <w:r>
-        <w:rPr>
-          <w:rFonts w:ascii="Calibri" w:cs="Calibri" w:eastAsia="Calibri" w:hAnsi="Calibri"/>
-          <w:sz w:val="22"/>
-          <w:szCs w:val="22"/>
-        </w:rPr>
-        <w:t xml:space="preserve">O AADR não guarda o genoma inteiro de cada indivíduo: guarda as mesmas 1.233.013 posições para todos. O painel foi desenhado para estudos de ancestralidade. Verifiquei a versão do genoma pelo próprio arquivo: em 15 cromossomos há posições que só cabem na GRCh37.</w:t>
-      </w:r>
-    </w:p>
-    <w:p>
-      <w:pPr>
-        <w:spacing w:after="120" w:line="276"/>
-      </w:pPr>
-      <w:r>
-        <w:rPr>
-          <w:rFonts w:ascii="Calibri" w:cs="Calibri" w:eastAsia="Calibri" w:hAnsi="Calibri"/>
-          <w:sz w:val="22"/>
-          <w:szCs w:val="22"/>
-        </w:rPr>
-        <w:t xml:space="preserve">A pergunta do cruzamento: quantas variantes patogênicas caem numa posição que o painel lê, </w:t>
-      </w:r>
-      <w:r>
-        <w:rPr>
-          <w:rFonts w:ascii="Calibri" w:cs="Calibri" w:eastAsia="Calibri" w:hAnsi="Calibri"/>
-          <w:b/>
-          <w:bCs/>
-          <w:sz w:val="22"/>
-          <w:szCs w:val="22"/>
-        </w:rPr>
-        <w:t xml:space="preserve">com os alelos certos</w:t>
-      </w:r>
-      <w:r>
-        <w:rPr>
-          <w:rFonts w:ascii="Calibri" w:cs="Calibri" w:eastAsia="Calibri" w:hAnsi="Calibri"/>
-          <w:sz w:val="22"/>
-          <w:szCs w:val="22"/>
-        </w:rPr>
-        <w:t xml:space="preserve">? Exigir o alelo é necessário: se o painel pergunta "G ou A?" numa posição e a variante é G→T, ele está no lugar certo mas nunca vê o T.</w:t>
+        <w:t xml:space="preserve">? Exigir o alelo é necessário: se o painel 1240K pergunta "G ou A?" numa posição e a variante é G→T, ele está no lugar certo mas nunca vê o T.</w:t>
       </w:r>
     </w:p>
     <w:tbl>
@@ -1615,7 +1301,7 @@
                 <w:sz w:val="20"/>
                 <w:szCs w:val="20"/>
               </w:rPr>
-              <w:t xml:space="preserve">Em posição lida pelo painel</w:t>
+              <w:t xml:space="preserve">Em posição lida pelo painel 1240K</w:t>
             </w:r>
           </w:p>
         </w:tc>
@@ -1875,7 +1561,7 @@
           <w:sz w:val="18"/>
           <w:szCs w:val="18"/>
         </w:rPr>
-        <w:t xml:space="preserve">Tabela 2. Em 91% das doenças, a variante causadora é conhecida, mas está numa posição que o painel não lê.</w:t>
+        <w:t xml:space="preserve">Tabela 2. Em 91% das doenças, a variante causadora é conhecida, mas está numa posição que o painel 1240K não lê.</w:t>
       </w:r>
     </w:p>
     <w:p>
@@ -1918,7 +1604,7 @@
           <w:sz w:val="22"/>
           <w:szCs w:val="22"/>
         </w:rPr>
-        <w:t xml:space="preserve">Se as variantes caíssem ao acaso, o esperado seriam cerca de 71 no painel. Caíram 108: é o comportamento de um painel que não foi feito para doença.</w:t>
+        <w:t xml:space="preserve">Se as variantes caíssem ao acaso, o esperado seriam cerca de 71 no painel 1240K. Caíram 108: é o comportamento de um painel que não foi feito para doença.</w:t>
       </w:r>
     </w:p>
     <w:p>
@@ -1974,7 +1660,7 @@
           <w:sz w:val="22"/>
           <w:szCs w:val="22"/>
         </w:rPr>
-        <w:t xml:space="preserve">Aparecem anemia falciforme e talassemias (HBB), favismo (G6PD), fenilcetonúria (PAH). Vários desses genes estão no painel por serem alvos clássicos de estudos de seleção natural.</w:t>
+        <w:t xml:space="preserve">Aparecem anemia falciforme e talassemias (HBB), favismo (G6PD), fenilcetonúria (PAH). Vários desses genes estão no painel 1240K por serem alvos clássicos de estudos de seleção natural.</w:t>
       </w:r>
     </w:p>
     <w:p>
@@ -2019,12 +1705,13 @@
           <w:sz w:val="20"/>
           <w:szCs w:val="20"/>
         </w:rPr>
-        <w:t xml:space="preserve">Importante: nenhum indivíduo foi testado. O número diz para quantas doenças a pergunta pode ser feita com esse painel, não quem tem alguma delas.</w:t>
+        <w:t xml:space="preserve">Importante: nenhum indivíduo foi testado. O número diz para quantas doenças a pergunta pode ser feita com o painel 1240K, não quem tem alguma delas.</w:t>
       </w:r>
     </w:p>
     <w:p>
       <w:pPr>
         <w:pStyle w:val="Heading1"/>
+        <w:keepNext/>
         <w:spacing w:after="120" w:before="280"/>
       </w:pPr>
       <w:r>
@@ -2036,7 +1723,7 @@
           <w:sz w:val="28"/>
           <w:szCs w:val="28"/>
         </w:rPr>
-        <w:t xml:space="preserve">4. Onde a ontologia entra</w:t>
+        <w:t xml:space="preserve">3. Onde a ontologia entra</w:t>
       </w:r>
     </w:p>
     <w:p>
@@ -2212,6 +1899,7 @@
     <w:p>
       <w:pPr>
         <w:pStyle w:val="Heading1"/>
+        <w:keepNext/>
         <w:spacing w:after="120" w:before="280"/>
       </w:pPr>
       <w:r>
@@ -2223,7 +1911,7 @@
           <w:sz w:val="28"/>
           <w:szCs w:val="28"/>
         </w:rPr>
-        <w:t xml:space="preserve">5. Achados de método pelo caminho</w:t>
+        <w:t xml:space="preserve">4. Achados de método pelo caminho</w:t>
       </w:r>
     </w:p>
     <w:p>
@@ -2354,6 +2042,7 @@
     <w:p>
       <w:pPr>
         <w:pStyle w:val="Heading1"/>
+        <w:keepNext/>
         <w:spacing w:after="120" w:before="280"/>
       </w:pPr>
       <w:r>
@@ -2365,12 +2054,13 @@
           <w:sz w:val="28"/>
           <w:szCs w:val="28"/>
         </w:rPr>
-        <w:t xml:space="preserve">6. Caminhos possíveis e o que preciso decidir</w:t>
+        <w:t xml:space="preserve">5. Caminhos possíveis e o que preciso decidir</w:t>
       </w:r>
     </w:p>
     <w:p>
       <w:pPr>
         <w:pStyle w:val="Heading2"/>
+        <w:keepNext/>
         <w:spacing w:after="100" w:before="200"/>
       </w:pPr>
       <w:r>
@@ -2419,6 +2109,7 @@
     <w:p>
       <w:pPr>
         <w:pStyle w:val="Heading2"/>
+        <w:keepNext/>
         <w:spacing w:after="100" w:before="200"/>
       </w:pPr>
       <w:r>
@@ -2449,6 +2140,7 @@
     <w:p>
       <w:pPr>
         <w:pStyle w:val="Heading2"/>
+        <w:keepNext/>
         <w:spacing w:after="100" w:before="200"/>
       </w:pPr>
       <w:r>
@@ -2479,6 +2171,7 @@
     <w:p>
       <w:pPr>
         <w:pStyle w:val="Heading2"/>
+        <w:keepNext/>
         <w:spacing w:after="100" w:before="200"/>
       </w:pPr>
       <w:r>
@@ -2508,7 +2201,7 @@
           <w:sz w:val="22"/>
           <w:szCs w:val="22"/>
         </w:rPr>
-        <w:t xml:space="preserve">Sanger: classificar os haplogrupos e examinar as três amostras sem assinatura de dano.</w:t>
+        <w:t xml:space="preserve">Ontologia: implementar a hierarquia e identificar as doenças com fenótipo esquelético ou dentário observável.</w:t>
       </w:r>
     </w:p>
     <w:p>
@@ -2526,7 +2219,53 @@
           <w:sz w:val="22"/>
           <w:szCs w:val="22"/>
         </w:rPr>
-        <w:t xml:space="preserve">Ontologia: implementar a hierarquia e identificar as doenças com fenótipo esquelético ou dentário observável.</w:t>
+        <w:t xml:space="preserve">Curar manualmente a lista das 33 doenças, que ainda inclui rótulos amplos como "diabetes tipo 2" e "Parkinson de início tardio".</w:t>
+      </w:r>
+    </w:p>
+    <w:p>
+      <w:pPr>
+        <w:pBdr>
+          <w:left w:val="single" w:color="2E5597" w:sz="18" w:space="8"/>
+        </w:pBdr>
+        <w:shd w:fill="F2F2F2" w:color="auto" w:val="clear"/>
+        <w:spacing w:after="200" w:before="120" w:line="276"/>
+        <w:ind w:left="200" w:right="200"/>
+      </w:pPr>
+      <w:r>
+        <w:rPr>
+          <w:rFonts w:ascii="Calibri" w:cs="Calibri" w:eastAsia="Calibri" w:hAnsi="Calibri"/>
+          <w:b/>
+          <w:bCs/>
+          <w:sz w:val="22"/>
+          <w:szCs w:val="22"/>
+        </w:rPr>
+        <w:t xml:space="preserve">Perguntas para o senhor: </w:t>
+      </w:r>
+      <w:r>
+        <w:rPr>
+          <w:rFonts w:ascii="Calibri" w:cs="Calibri" w:eastAsia="Calibri" w:hAnsi="Calibri"/>
+          <w:sz w:val="22"/>
+          <w:szCs w:val="22"/>
+        </w:rPr>
+        <w:t xml:space="preserve">(1) Caminho A, caminho B ou os dois em sequência? (2) O recorte Brasil/Nordeste deve orientar a escolha dos indivíduos desde já? (3) O vínculo entre fenótipo dentário e genótipo vale como eixo do projeto?</w:t>
+      </w:r>
+    </w:p>
+    <w:p>
+      <w:pPr>
+        <w:pStyle w:val="Heading1"/>
+        <w:keepNext/>
+        <w:spacing w:after="120" w:before="280"/>
+      </w:pPr>
+      <w:r>
+        <w:rPr>
+          <w:rFonts w:ascii="Calibri" w:cs="Calibri" w:eastAsia="Calibri" w:hAnsi="Calibri"/>
+          <w:b/>
+          <w:bCs/>
+          <w:color w:val="1F3864"/>
+          <w:sz w:val="28"/>
+          <w:szCs w:val="28"/>
+        </w:rPr>
+        <w:t xml:space="preserve">6. O que existe hoje</w:t>
       </w:r>
     </w:p>
     <w:p>
@@ -2541,30 +2280,12 @@
       <w:r>
         <w:rPr>
           <w:rFonts w:ascii="Calibri" w:cs="Calibri" w:eastAsia="Calibri" w:hAnsi="Calibri"/>
-          <w:sz w:val="22"/>
-          <w:szCs w:val="22"/>
-        </w:rPr>
-        <w:t xml:space="preserve">Curar manualmente a lista das 33 doenças, que ainda inclui rótulos amplos como "diabetes tipo 2" e "Parkinson de início tardio".</w:t>
-      </w:r>
-    </w:p>
-    <w:p>
-      <w:pPr>
-        <w:pBdr>
-          <w:left w:val="single" w:color="2E5597" w:sz="18" w:space="8"/>
-        </w:pBdr>
-        <w:shd w:fill="F2F2F2" w:color="auto" w:val="clear"/>
-        <w:spacing w:after="200" w:before="120" w:line="276"/>
-        <w:ind w:left="200" w:right="200"/>
-      </w:pPr>
-      <w:r>
-        <w:rPr>
-          <w:rFonts w:ascii="Calibri" w:cs="Calibri" w:eastAsia="Calibri" w:hAnsi="Calibri"/>
           <w:b/>
           <w:bCs/>
           <w:sz w:val="22"/>
           <w:szCs w:val="22"/>
         </w:rPr>
-        <w:t xml:space="preserve">Perguntas para o senhor: </w:t>
+        <w:t xml:space="preserve">Ferramenta Alcance Genômico (comando alcance): </w:t>
       </w:r>
       <w:r>
         <w:rPr>
@@ -2572,24 +2293,7 @@
           <w:sz w:val="22"/>
           <w:szCs w:val="22"/>
         </w:rPr>
-        <w:t xml:space="preserve">(1) Caminho A, caminho B ou os dois em sequência? (2) O recorte Brasil/Nordeste deve orientar a escolha dos indivíduos desde já? (3) O vínculo entre fenótipo dentário e genótipo vale como eixo do projeto?</w:t>
-      </w:r>
-    </w:p>
-    <w:p>
-      <w:pPr>
-        <w:pStyle w:val="Heading1"/>
-        <w:spacing w:after="120" w:before="280"/>
-      </w:pPr>
-      <w:r>
-        <w:rPr>
-          <w:rFonts w:ascii="Calibri" w:cs="Calibri" w:eastAsia="Calibri" w:hAnsi="Calibri"/>
-          <w:b/>
-          <w:bCs/>
-          <w:color w:val="1F3864"/>
-          <w:sz w:val="28"/>
-          <w:szCs w:val="28"/>
-        </w:rPr>
-        <w:t xml:space="preserve">7. O que existe hoje</w:t>
+        <w:t xml:space="preserve">sete comandos, do registro das fontes ao cruzamento, reutilizável para qualquer outro painel de genotipagem de DNA antigo (por exemplo, o Human Origins, com cerca de 600 mil posições).</w:t>
       </w:r>
     </w:p>
     <w:p>
@@ -2609,7 +2313,7 @@
           <w:sz w:val="22"/>
           <w:szCs w:val="22"/>
         </w:rPr>
-        <w:t xml:space="preserve">Ferramenta hpo-painel: </w:t>
+        <w:t xml:space="preserve">Proveniência completa: </w:t>
       </w:r>
       <w:r>
         <w:rPr>
@@ -2617,7 +2321,7 @@
           <w:sz w:val="22"/>
           <w:szCs w:val="22"/>
         </w:rPr>
-        <w:t xml:space="preserve">sete comandos, do registro das fontes ao cruzamento, reutilizável para qualquer outro painel de DNA antigo (por exemplo, o Human Origins, com cerca de 600 mil posições).</w:t>
+        <w:t xml:space="preserve">cada arquivo de entrada com versão e hash registrados; qualquer número deste documento pode ser regerado.</w:t>
       </w:r>
     </w:p>
     <w:p>
@@ -2637,7 +2341,7 @@
           <w:sz w:val="22"/>
           <w:szCs w:val="22"/>
         </w:rPr>
-        <w:t xml:space="preserve">Proveniência completa: </w:t>
+        <w:t xml:space="preserve">100 testes automatizados, </w:t>
       </w:r>
       <w:r>
         <w:rPr>
@@ -2645,7 +2349,7 @@
           <w:sz w:val="22"/>
           <w:szCs w:val="22"/>
         </w:rPr>
-        <w:t xml:space="preserve">cada arquivo de entrada com versão e hash registrados; qualquer número deste documento pode ser regerado.</w:t>
+        <w:t xml:space="preserve">que cobrem inclusive as recusas: versão do genoma divergente, identificador inexistente, filtros que removem dados sem aviso.</w:t>
       </w:r>
     </w:p>
     <w:p>
@@ -2665,34 +2369,6 @@
           <w:sz w:val="22"/>
           <w:szCs w:val="22"/>
         </w:rPr>
-        <w:t xml:space="preserve">100 testes automatizados, </w:t>
-      </w:r>
-      <w:r>
-        <w:rPr>
-          <w:rFonts w:ascii="Calibri" w:cs="Calibri" w:eastAsia="Calibri" w:hAnsi="Calibri"/>
-          <w:sz w:val="22"/>
-          <w:szCs w:val="22"/>
-        </w:rPr>
-        <w:t xml:space="preserve">que cobrem inclusive as recusas: versão do genoma divergente, identificador inexistente, filtros que removem dados sem aviso.</w:t>
-      </w:r>
-    </w:p>
-    <w:p>
-      <w:pPr>
-        <w:pStyle w:val="ListParagraph"/>
-        <w:numPr>
-          <w:ilvl w:val="0"/>
-          <w:numId w:val="2"/>
-        </w:numPr>
-        <w:spacing w:after="60" w:line="276"/>
-      </w:pPr>
-      <w:r>
-        <w:rPr>
-          <w:rFonts w:ascii="Calibri" w:cs="Calibri" w:eastAsia="Calibri" w:hAnsi="Calibri"/>
-          <w:b/>
-          <w:bCs/>
-          <w:sz w:val="22"/>
-          <w:szCs w:val="22"/>
-        </w:rPr>
         <w:t xml:space="preserve">Repositório: </w:t>
       </w:r>
       <w:r>
@@ -2712,6 +2388,7 @@
     <w:p>
       <w:pPr>
         <w:pStyle w:val="Heading1"/>
+        <w:keepNext/>
         <w:spacing w:after="120" w:before="280"/>
       </w:pPr>
       <w:r>
@@ -2729,6 +2406,7 @@
     <w:p>
       <w:pPr>
         <w:pStyle w:val="Heading2"/>
+        <w:keepNext/>
         <w:spacing w:after="100" w:before="200"/>
       </w:pPr>
       <w:r>
@@ -3739,6 +3417,7 @@
     <w:p>
       <w:pPr>
         <w:pStyle w:val="Heading2"/>
+        <w:keepNext/>
         <w:spacing w:after="100" w:before="200"/>
       </w:pPr>
       <w:r>
@@ -4304,7 +3983,7 @@
                 <w:sz w:val="20"/>
                 <w:szCs w:val="20"/>
               </w:rPr>
-              <w:t xml:space="preserve">SNV, nenhuma em posição do painel</w:t>
+              <w:t xml:space="preserve">SNV, nenhuma em posição do painel 1240K</w:t>
             </w:r>
           </w:p>
         </w:tc>
@@ -4635,7 +4314,7 @@
                 <w:sz w:val="20"/>
                 <w:szCs w:val="20"/>
               </w:rPr>
-              <w:t xml:space="preserve">Alelo patogênico lido pelo painel</w:t>
+              <w:t xml:space="preserve">Alelo patogênico lido pelo painel 1240K</w:t>
             </w:r>
           </w:p>
         </w:tc>
@@ -4957,6 +4636,7 @@
     <w:p>
       <w:pPr>
         <w:pStyle w:val="Heading2"/>
+        <w:keepNext/>
         <w:spacing w:after="100" w:before="200"/>
       </w:pPr>
       <w:r>
@@ -6616,6 +6296,7 @@
     <w:p>
       <w:pPr>
         <w:pStyle w:val="Heading2"/>
+        <w:keepNext/>
         <w:spacing w:after="100" w:before="200"/>
       </w:pPr>
       <w:r>

--- a/docs/relatorios/o_que_os_dados_permitem_perguntar.docx
+++ b/docs/relatorios/o_que_os_dados_permitem_perguntar.docx
@@ -108,20 +108,7 @@
           <w:sz w:val="22"/>
           <w:szCs w:val="22"/>
         </w:rPr>
-        <w:t xml:space="preserve">Para responder, construí uma ferramenta, o Alcance Genômico, que cruza quatro fontes públicas: as doenças e seus sintomas (HPO), os genes de cada doença (HPO), as alterações no DNA que causam cada doença (ClinVar) e as posições que o painel 1240K do AADR realmente lê.</w:t>
-      </w:r>
-    </w:p>
-    <w:p>
-      <w:pPr>
-        <w:spacing w:after="120" w:line="276"/>
-      </w:pPr>
-      <w:r>
-        <w:rPr>
-          <w:rFonts w:ascii="Calibri" w:cs="Calibri" w:eastAsia="Calibri" w:hAnsi="Calibri"/>
-          <w:sz w:val="22"/>
-          <w:szCs w:val="22"/>
-        </w:rPr>
-        <w:t xml:space="preserve">O painel 1240K é a lista fixa de 1,2 milhão de posições do DNA que o AADR lê em cada indivíduo antigo. Neste documento, "painel" tem sempre esse sentido.</w:t>
+        <w:t xml:space="preserve">Para responder, construí uma ferramenta que cruza quatro fontes públicas: as doenças e seus sintomas (HPO), os genes de cada doença (HPO), as alterações no DNA que causam cada doença (ClinVar) e as posições que o painel de DNA antigo realmente lê (AADR).</w:t>
       </w:r>
     </w:p>
     <w:p>
@@ -164,7 +151,7 @@
           <w:sz w:val="22"/>
           <w:szCs w:val="22"/>
         </w:rPr>
-        <w:t xml:space="preserve">Das 178.934 variantes patogênicas conhecidas, só 54 estão em posições que o painel 1240K lê, com os alelos certos. Elas se concentram em 17 genes.</w:t>
+        <w:t xml:space="preserve">Das 178.934 variantes patogênicas conhecidas, só 54 estão em posições que o painel lê, com os alelos certos. Elas se concentram em 17 genes.</w:t>
       </w:r>
     </w:p>
     <w:p>
@@ -499,7 +486,7 @@
                 <w:sz w:val="18"/>
                 <w:szCs w:val="18"/>
               </w:rPr>
-              <w:t xml:space="preserve">Caracterizei o painel 1240K, verifiquei a versão do genoma e cruzei com o ClinVar</w:t>
+              <w:t xml:space="preserve">Caracterizei o painel, verifiquei a versão do genoma e cruzei com o ClinVar</w:t>
             </w:r>
           </w:p>
         </w:tc>
@@ -1049,6 +1036,11 @@
           <w:szCs w:val="18"/>
         </w:rPr>
         <w:t xml:space="preserve">Tabela 1. Versões e hashes de cada arquivo estão registrados nos manifestos do repositório.</w:t>
+      </w:r>
+    </w:p>
+    <w:p>
+      <w:r>
+        <w:br w:type="page"/>
       </w:r>
     </w:p>
     <w:p>
@@ -1092,7 +1084,7 @@
           <w:sz w:val="22"/>
           <w:szCs w:val="22"/>
         </w:rPr>
-        <w:t xml:space="preserve">A pergunta do cruzamento: quantas variantes patogênicas caem numa posição que o painel 1240K lê, </w:t>
+        <w:t xml:space="preserve">A pergunta do cruzamento: quantas variantes patogênicas caem numa posição que o painel lê, </w:t>
       </w:r>
       <w:r>
         <w:rPr>
@@ -1110,7 +1102,7 @@
           <w:sz w:val="22"/>
           <w:szCs w:val="22"/>
         </w:rPr>
-        <w:t xml:space="preserve">? Exigir o alelo é necessário: se o painel 1240K pergunta "G ou A?" numa posição e a variante é G→T, ele está no lugar certo mas nunca vê o T.</w:t>
+        <w:t xml:space="preserve">? Exigir o alelo é necessário: se o painel pergunta "G ou A?" numa posição e a variante é G→T, ele está no lugar certo mas nunca vê o T.</w:t>
       </w:r>
     </w:p>
     <w:tbl>
@@ -1301,7 +1293,7 @@
                 <w:sz w:val="20"/>
                 <w:szCs w:val="20"/>
               </w:rPr>
-              <w:t xml:space="preserve">Em posição lida pelo painel 1240K</w:t>
+              <w:t xml:space="preserve">Em posição lida pelo painel</w:t>
             </w:r>
           </w:p>
         </w:tc>
@@ -1561,7 +1553,7 @@
           <w:sz w:val="18"/>
           <w:szCs w:val="18"/>
         </w:rPr>
-        <w:t xml:space="preserve">Tabela 2. Em 91% das doenças, a variante causadora é conhecida, mas está numa posição que o painel 1240K não lê.</w:t>
+        <w:t xml:space="preserve">Tabela 2. Em 91% das doenças, a variante causadora é conhecida, mas está numa posição que o painel não lê.</w:t>
       </w:r>
     </w:p>
     <w:p>
@@ -1604,7 +1596,7 @@
           <w:sz w:val="22"/>
           <w:szCs w:val="22"/>
         </w:rPr>
-        <w:t xml:space="preserve">Se as variantes caíssem ao acaso, o esperado seriam cerca de 71 no painel 1240K. Caíram 108: é o comportamento de um painel que não foi feito para doença.</w:t>
+        <w:t xml:space="preserve">Se as variantes caíssem ao acaso, o esperado seriam cerca de 71 no painel. Caíram 108: é o comportamento de um painel que não foi feito para doença.</w:t>
       </w:r>
     </w:p>
     <w:p>
@@ -1660,7 +1652,7 @@
           <w:sz w:val="22"/>
           <w:szCs w:val="22"/>
         </w:rPr>
-        <w:t xml:space="preserve">Aparecem anemia falciforme e talassemias (HBB), favismo (G6PD), fenilcetonúria (PAH). Vários desses genes estão no painel 1240K por serem alvos clássicos de estudos de seleção natural.</w:t>
+        <w:t xml:space="preserve">Aparecem anemia falciforme e talassemias (HBB), favismo (G6PD), fenilcetonúria (PAH). Vários desses genes estão no painel por serem alvos clássicos de estudos de seleção natural.</w:t>
       </w:r>
     </w:p>
     <w:p>
@@ -1705,7 +1697,7 @@
           <w:sz w:val="20"/>
           <w:szCs w:val="20"/>
         </w:rPr>
-        <w:t xml:space="preserve">Importante: nenhum indivíduo foi testado. O número diz para quantas doenças a pergunta pode ser feita com o painel 1240K, não quem tem alguma delas.</w:t>
+        <w:t xml:space="preserve">Importante: nenhum indivíduo foi testado. O número diz para quantas doenças a pergunta pode ser feita com esse painel, não quem tem alguma delas.</w:t>
       </w:r>
     </w:p>
     <w:p>
@@ -2285,7 +2277,7 @@
           <w:sz w:val="22"/>
           <w:szCs w:val="22"/>
         </w:rPr>
-        <w:t xml:space="preserve">Ferramenta Alcance Genômico (comando alcance): </w:t>
+        <w:t xml:space="preserve">Ferramenta hpo-painel: </w:t>
       </w:r>
       <w:r>
         <w:rPr>
@@ -2293,7 +2285,7 @@
           <w:sz w:val="22"/>
           <w:szCs w:val="22"/>
         </w:rPr>
-        <w:t xml:space="preserve">sete comandos, do registro das fontes ao cruzamento, reutilizável para qualquer outro painel de genotipagem de DNA antigo (por exemplo, o Human Origins, com cerca de 600 mil posições).</w:t>
+        <w:t xml:space="preserve">sete comandos, do registro das fontes ao cruzamento, reutilizável para qualquer outro painel de DNA antigo (por exemplo, o Human Origins, com cerca de 600 mil posições).</w:t>
       </w:r>
     </w:p>
     <w:p>
@@ -3983,7 +3975,7 @@
                 <w:sz w:val="20"/>
                 <w:szCs w:val="20"/>
               </w:rPr>
-              <w:t xml:space="preserve">SNV, nenhuma em posição do painel 1240K</w:t>
+              <w:t xml:space="preserve">SNV, nenhuma em posição do painel</w:t>
             </w:r>
           </w:p>
         </w:tc>
@@ -4314,7 +4306,7 @@
                 <w:sz w:val="20"/>
                 <w:szCs w:val="20"/>
               </w:rPr>
-              <w:t xml:space="preserve">Alelo patogênico lido pelo painel 1240K</w:t>
+              <w:t xml:space="preserve">Alelo patogênico lido pelo painel</w:t>
             </w:r>
           </w:p>
         </w:tc>
